--- a/14-发布运维与用户手册/部署运维指南(DG).docx
+++ b/14-发布运维与用户手册/部署运维指南(DG).docx
@@ -13,10 +13,10 @@
         <w:t xml:space="preserve">部署运维指南(DG)</w:t>
       </w:r>
       <w:r>
-        <w:t xml:space="preserve"> V1.0</w:t>
+        <w:t xml:space="preserve"> V1.1</w:t>
       </w:r>
     </w:p>
-    <w:bookmarkStart w:id="17" w:name="部署运维指南dg---校务问答机器人"/>
+    <w:bookmarkStart w:id="19" w:name="部署运维指南dg---校务问答机器人"/>
     <w:p>
       <w:pPr>
         <w:pStyle w:val="Heading1"/>
@@ -132,7 +132,7 @@
               <w:pStyle w:val="Compact"/>
             </w:pPr>
             <w:r>
-              <w:t xml:space="preserve">SRA2026-DG-V1.0</w:t>
+              <w:t xml:space="preserve">SRA2026-DG-V1.1</w:t>
             </w:r>
           </w:p>
         </w:tc>
@@ -219,7 +219,7 @@
               <w:pStyle w:val="Compact"/>
             </w:pPr>
             <w:r>
-              <w:t xml:space="preserve">V1.0</w:t>
+              <w:t xml:space="preserve">V1.1</w:t>
             </w:r>
           </w:p>
         </w:tc>
@@ -246,7 +246,7 @@
               <w:pStyle w:val="Compact"/>
             </w:pPr>
             <w:r>
-              <w:t xml:space="preserve">2026-05-24</w:t>
+              <w:t xml:space="preserve">2026-05-26</w:t>
             </w:r>
           </w:p>
         </w:tc>
@@ -276,7 +276,7 @@
               <w:rPr>
                 <w:rFonts w:hint="eastAsia"/>
               </w:rPr>
-              <w:t xml:space="preserve">原型说明</w:t>
+              <w:t xml:space="preserve">角色补充</w:t>
             </w:r>
           </w:p>
         </w:tc>
@@ -303,7 +303,7 @@
               <w:pStyle w:val="Compact"/>
             </w:pPr>
             <w:r>
-              <w:t xml:space="preserve">SRA2026-REQ-PROTOTYPE-V1.0</w:t>
+              <w:t xml:space="preserve">SRA2026-REQ-PROTOTYPE-V1.1</w:t>
             </w:r>
           </w:p>
         </w:tc>
@@ -467,7 +467,7 @@
         <w:rPr>
           <w:rFonts w:hint="eastAsia"/>
         </w:rPr>
-        <w:t xml:space="preserve">形成课程原型说明，明确本地演示范围和基础交付物。</w:t>
+        <w:t xml:space="preserve">在原型说明基础上补充学生、教师、辅导员、管理员等角色边界。</w:t>
       </w:r>
     </w:p>
     <w:bookmarkEnd w:id="9"/>
@@ -648,6 +648,58 @@
                 <w:rFonts w:hint="eastAsia"/>
               </w:rPr>
               <w:t xml:space="preserve">形成课程原型说明，明确本地演示范围和基础交付物。</w:t>
+            </w:r>
+          </w:p>
+        </w:tc>
+      </w:tr>
+      <w:tr>
+        <w:tc>
+          <w:tcPr/>
+          <w:p>
+            <w:pPr>
+              <w:pStyle w:val="Compact"/>
+            </w:pPr>
+            <w:r>
+              <w:t xml:space="preserve">V1.1</w:t>
+            </w:r>
+          </w:p>
+        </w:tc>
+        <w:tc>
+          <w:tcPr/>
+          <w:p>
+            <w:pPr>
+              <w:pStyle w:val="Compact"/>
+            </w:pPr>
+            <w:r>
+              <w:t xml:space="preserve">2026-05-26</w:t>
+            </w:r>
+          </w:p>
+        </w:tc>
+        <w:tc>
+          <w:tcPr/>
+          <w:p>
+            <w:pPr>
+              <w:pStyle w:val="Compact"/>
+            </w:pPr>
+            <w:r>
+              <w:rPr>
+                <w:rFonts w:hint="eastAsia"/>
+              </w:rPr>
+              <w:t xml:space="preserve">角色补充</w:t>
+            </w:r>
+          </w:p>
+        </w:tc>
+        <w:tc>
+          <w:tcPr/>
+          <w:p>
+            <w:pPr>
+              <w:pStyle w:val="Compact"/>
+            </w:pPr>
+            <w:r>
+              <w:rPr>
+                <w:rFonts w:hint="eastAsia"/>
+              </w:rPr>
+              <w:t xml:space="preserve">在原型说明基础上补充学生、教师、辅导员、管理员等角色边界。</w:t>
             </w:r>
           </w:p>
         </w:tc>
@@ -1747,7 +1799,699 @@
       </w:tr>
     </w:tbl>
     <w:bookmarkEnd w:id="16"/>
+    <w:bookmarkStart w:id="17" w:name="用户角色与访问边界"/>
+    <w:p>
+      <w:pPr>
+        <w:pStyle w:val="Heading2"/>
+      </w:pPr>
+      <w:r>
+        <w:rPr>
+          <w:rFonts w:hint="eastAsia"/>
+        </w:rPr>
+        <w:t xml:space="preserve">用户角色与访问边界</w:t>
+      </w:r>
+    </w:p>
+    <w:tbl>
+      <w:tblPr>
+        <w:tblStyle w:val="Table"/>
+        <w:tblW w:type="auto" w:w="0"/>
+        <w:tblLook w:firstRow="1" w:lastRow="0" w:firstColumn="0" w:lastColumn="0" w:noHBand="0" w:noVBand="0" w:val="0020"/>
+      </w:tblPr>
+      <w:tblGrid>
+        <w:gridCol w:w="1980"/>
+        <w:gridCol w:w="1980"/>
+        <w:gridCol w:w="1980"/>
+        <w:gridCol w:w="1980"/>
+      </w:tblGrid>
+      <w:tr>
+        <w:trPr>
+          <w:tblHeader w:val="on"/>
+        </w:trPr>
+        <w:tc>
+          <w:tcPr/>
+          <w:p>
+            <w:pPr>
+              <w:pStyle w:val="Compact"/>
+            </w:pPr>
+            <w:r>
+              <w:rPr>
+                <w:rFonts w:hint="eastAsia"/>
+              </w:rPr>
+              <w:t xml:space="preserve">角色</w:t>
+            </w:r>
+          </w:p>
+        </w:tc>
+        <w:tc>
+          <w:tcPr/>
+          <w:p>
+            <w:pPr>
+              <w:pStyle w:val="Compact"/>
+            </w:pPr>
+            <w:r>
+              <w:t xml:space="preserve">V1.3 </w:t>
+            </w:r>
+            <w:r>
+              <w:rPr>
+                <w:rFonts w:hint="eastAsia"/>
+              </w:rPr>
+              <w:t xml:space="preserve">交付状态</w:t>
+            </w:r>
+          </w:p>
+        </w:tc>
+        <w:tc>
+          <w:tcPr/>
+          <w:p>
+            <w:pPr>
+              <w:pStyle w:val="Compact"/>
+            </w:pPr>
+            <w:r>
+              <w:rPr>
+                <w:rFonts w:hint="eastAsia"/>
+              </w:rPr>
+              <w:t xml:space="preserve">可演示能力</w:t>
+            </w:r>
+          </w:p>
+        </w:tc>
+        <w:tc>
+          <w:tcPr/>
+          <w:p>
+            <w:pPr>
+              <w:pStyle w:val="Compact"/>
+            </w:pPr>
+            <w:r>
+              <w:rPr>
+                <w:rFonts w:hint="eastAsia"/>
+              </w:rPr>
+              <w:t xml:space="preserve">限制说明</w:t>
+            </w:r>
+          </w:p>
+        </w:tc>
+      </w:tr>
+      <w:tr>
+        <w:tc>
+          <w:tcPr/>
+          <w:p>
+            <w:pPr>
+              <w:pStyle w:val="Compact"/>
+            </w:pPr>
+            <w:r>
+              <w:rPr>
+                <w:rFonts w:hint="eastAsia"/>
+              </w:rPr>
+              <w:t xml:space="preserve">学生</w:t>
+            </w:r>
+          </w:p>
+        </w:tc>
+        <w:tc>
+          <w:tcPr/>
+          <w:p>
+            <w:pPr>
+              <w:pStyle w:val="Compact"/>
+            </w:pPr>
+            <w:r>
+              <w:rPr>
+                <w:rFonts w:hint="eastAsia"/>
+              </w:rPr>
+              <w:t xml:space="preserve">可演示</w:t>
+            </w:r>
+          </w:p>
+        </w:tc>
+        <w:tc>
+          <w:tcPr/>
+          <w:p>
+            <w:pPr>
+              <w:pStyle w:val="Compact"/>
+            </w:pPr>
+            <w:r>
+              <w:rPr>
+                <w:rFonts w:hint="eastAsia"/>
+              </w:rPr>
+              <w:t xml:space="preserve">登录、课程查询、考试查询、成绩样例查询、办事流程查询、反馈</w:t>
+            </w:r>
+          </w:p>
+        </w:tc>
+        <w:tc>
+          <w:tcPr/>
+          <w:p>
+            <w:pPr>
+              <w:pStyle w:val="Compact"/>
+            </w:pPr>
+            <w:r>
+              <w:rPr>
+                <w:rFonts w:hint="eastAsia"/>
+              </w:rPr>
+              <w:t xml:space="preserve">使用模拟账号和种子数据，不读取真实教务数据</w:t>
+            </w:r>
+          </w:p>
+        </w:tc>
+      </w:tr>
+      <w:tr>
+        <w:tc>
+          <w:tcPr/>
+          <w:p>
+            <w:pPr>
+              <w:pStyle w:val="Compact"/>
+            </w:pPr>
+            <w:r>
+              <w:rPr>
+                <w:rFonts w:hint="eastAsia"/>
+              </w:rPr>
+              <w:t xml:space="preserve">教师</w:t>
+            </w:r>
+          </w:p>
+        </w:tc>
+        <w:tc>
+          <w:tcPr/>
+          <w:p>
+            <w:pPr>
+              <w:pStyle w:val="Compact"/>
+            </w:pPr>
+            <w:r>
+              <w:rPr>
+                <w:rFonts w:hint="eastAsia"/>
+              </w:rPr>
+              <w:t xml:space="preserve">可演示</w:t>
+            </w:r>
+          </w:p>
+        </w:tc>
+        <w:tc>
+          <w:tcPr/>
+          <w:p>
+            <w:pPr>
+              <w:pStyle w:val="Compact"/>
+            </w:pPr>
+            <w:r>
+              <w:rPr>
+                <w:rFonts w:hint="eastAsia"/>
+              </w:rPr>
+              <w:t xml:space="preserve">登录、课程/监考样例查询、知识条目建议、反馈</w:t>
+            </w:r>
+          </w:p>
+        </w:tc>
+        <w:tc>
+          <w:tcPr/>
+          <w:p>
+            <w:pPr>
+              <w:pStyle w:val="Compact"/>
+            </w:pPr>
+            <w:r>
+              <w:rPr>
+                <w:rFonts w:hint="eastAsia"/>
+              </w:rPr>
+              <w:t xml:space="preserve">教师端功能以查询与演示为主，不包含真实排课审批</w:t>
+            </w:r>
+          </w:p>
+        </w:tc>
+      </w:tr>
+      <w:tr>
+        <w:tc>
+          <w:tcPr/>
+          <w:p>
+            <w:pPr>
+              <w:pStyle w:val="Compact"/>
+            </w:pPr>
+            <w:r>
+              <w:rPr>
+                <w:rFonts w:hint="eastAsia"/>
+              </w:rPr>
+              <w:t xml:space="preserve">辅导员</w:t>
+            </w:r>
+          </w:p>
+        </w:tc>
+        <w:tc>
+          <w:tcPr/>
+          <w:p>
+            <w:pPr>
+              <w:pStyle w:val="Compact"/>
+            </w:pPr>
+            <w:r>
+              <w:rPr>
+                <w:rFonts w:hint="eastAsia"/>
+              </w:rPr>
+              <w:t xml:space="preserve">可演示</w:t>
+            </w:r>
+          </w:p>
+        </w:tc>
+        <w:tc>
+          <w:tcPr/>
+          <w:p>
+            <w:pPr>
+              <w:pStyle w:val="Compact"/>
+            </w:pPr>
+            <w:r>
+              <w:rPr>
+                <w:rFonts w:hint="eastAsia"/>
+              </w:rPr>
+              <w:t xml:space="preserve">学生事务政策查询、学业预警样例、未命中问题跟进</w:t>
+            </w:r>
+          </w:p>
+        </w:tc>
+        <w:tc>
+          <w:tcPr/>
+          <w:p>
+            <w:pPr>
+              <w:pStyle w:val="Compact"/>
+            </w:pPr>
+            <w:r>
+              <w:rPr>
+                <w:rFonts w:hint="eastAsia"/>
+              </w:rPr>
+              <w:t xml:space="preserve">学生名单和预警为脱敏样例</w:t>
+            </w:r>
+          </w:p>
+        </w:tc>
+      </w:tr>
+      <w:tr>
+        <w:tc>
+          <w:tcPr/>
+          <w:p>
+            <w:pPr>
+              <w:pStyle w:val="Compact"/>
+            </w:pPr>
+            <w:r>
+              <w:rPr>
+                <w:rFonts w:hint="eastAsia"/>
+              </w:rPr>
+              <w:t xml:space="preserve">管理员</w:t>
+            </w:r>
+          </w:p>
+        </w:tc>
+        <w:tc>
+          <w:tcPr/>
+          <w:p>
+            <w:pPr>
+              <w:pStyle w:val="Compact"/>
+            </w:pPr>
+            <w:r>
+              <w:rPr>
+                <w:rFonts w:hint="eastAsia"/>
+              </w:rPr>
+              <w:t xml:space="preserve">可演示</w:t>
+            </w:r>
+          </w:p>
+        </w:tc>
+        <w:tc>
+          <w:tcPr/>
+          <w:p>
+            <w:pPr>
+              <w:pStyle w:val="Compact"/>
+            </w:pPr>
+            <w:r>
+              <w:rPr>
+                <w:rFonts w:hint="eastAsia"/>
+              </w:rPr>
+              <w:t xml:space="preserve">知识库维护、未匹配问题处理、统计看板、账号种子数据管理</w:t>
+            </w:r>
+          </w:p>
+        </w:tc>
+        <w:tc>
+          <w:tcPr/>
+          <w:p>
+            <w:pPr>
+              <w:pStyle w:val="Compact"/>
+            </w:pPr>
+            <w:r>
+              <w:rPr>
+                <w:rFonts w:hint="eastAsia"/>
+              </w:rPr>
+              <w:t xml:space="preserve">管理后台仅用于课程演示，不作为正式运维后台</w:t>
+            </w:r>
+          </w:p>
+        </w:tc>
+      </w:tr>
+      <w:tr>
+        <w:tc>
+          <w:tcPr/>
+          <w:p>
+            <w:pPr>
+              <w:pStyle w:val="Compact"/>
+            </w:pPr>
+            <w:r>
+              <w:rPr>
+                <w:rFonts w:hint="eastAsia"/>
+              </w:rPr>
+              <w:t xml:space="preserve">家长</w:t>
+            </w:r>
+          </w:p>
+        </w:tc>
+        <w:tc>
+          <w:tcPr/>
+          <w:p>
+            <w:pPr>
+              <w:pStyle w:val="Compact"/>
+            </w:pPr>
+            <w:r>
+              <w:rPr>
+                <w:rFonts w:hint="eastAsia"/>
+              </w:rPr>
+              <w:t xml:space="preserve">延后/受限</w:t>
+            </w:r>
+          </w:p>
+        </w:tc>
+        <w:tc>
+          <w:tcPr/>
+          <w:p>
+            <w:pPr>
+              <w:pStyle w:val="Compact"/>
+            </w:pPr>
+            <w:r>
+              <w:rPr>
+                <w:rFonts w:hint="eastAsia"/>
+              </w:rPr>
+              <w:t xml:space="preserve">可查看公开说明和授权流程样例</w:t>
+            </w:r>
+          </w:p>
+        </w:tc>
+        <w:tc>
+          <w:tcPr/>
+          <w:p>
+            <w:pPr>
+              <w:pStyle w:val="Compact"/>
+            </w:pPr>
+            <w:r>
+              <w:t xml:space="preserve">V1.3 </w:t>
+            </w:r>
+            <w:r>
+              <w:rPr>
+                <w:rFonts w:hint="eastAsia"/>
+              </w:rPr>
+              <w:t xml:space="preserve">不提供真实家长绑定、真实成绩查询或缴费查询</w:t>
+            </w:r>
+          </w:p>
+        </w:tc>
+      </w:tr>
+      <w:tr>
+        <w:tc>
+          <w:tcPr/>
+          <w:p>
+            <w:pPr>
+              <w:pStyle w:val="Compact"/>
+            </w:pPr>
+            <w:r>
+              <w:rPr>
+                <w:rFonts w:hint="eastAsia"/>
+              </w:rPr>
+              <w:t xml:space="preserve">访客</w:t>
+            </w:r>
+          </w:p>
+        </w:tc>
+        <w:tc>
+          <w:tcPr/>
+          <w:p>
+            <w:pPr>
+              <w:pStyle w:val="Compact"/>
+            </w:pPr>
+            <w:r>
+              <w:rPr>
+                <w:rFonts w:hint="eastAsia"/>
+              </w:rPr>
+              <w:t xml:space="preserve">受限</w:t>
+            </w:r>
+          </w:p>
+        </w:tc>
+        <w:tc>
+          <w:tcPr/>
+          <w:p>
+            <w:pPr>
+              <w:pStyle w:val="Compact"/>
+            </w:pPr>
+            <w:r>
+              <w:rPr>
+                <w:rFonts w:hint="eastAsia"/>
+              </w:rPr>
+              <w:t xml:space="preserve">可查询公开校园介绍、公开办事说明和招生类样例知识</w:t>
+            </w:r>
+          </w:p>
+        </w:tc>
+        <w:tc>
+          <w:tcPr/>
+          <w:p>
+            <w:pPr>
+              <w:pStyle w:val="Compact"/>
+            </w:pPr>
+            <w:r>
+              <w:rPr>
+                <w:rFonts w:hint="eastAsia"/>
+              </w:rPr>
+              <w:t xml:space="preserve">不保存个人对话历史，不访问任何个人数据</w:t>
+            </w:r>
+          </w:p>
+        </w:tc>
+      </w:tr>
+    </w:tbl>
+    <w:p>
+      <w:pPr>
+        <w:pStyle w:val="BodyText"/>
+      </w:pPr>
+      <w:r>
+        <w:rPr>
+          <w:rFonts w:hint="eastAsia"/>
+        </w:rPr>
+        <w:t xml:space="preserve">角色权限以课程原型演示为准。部署时应验证核心角色账号可用，家长和访客不配置为个人数据访问主体。</w:t>
+      </w:r>
+    </w:p>
     <w:bookmarkEnd w:id="17"/>
+    <w:bookmarkStart w:id="18" w:name="Xf351453895329745334b190b5418722903f50ed"/>
+    <w:p>
+      <w:pPr>
+        <w:pStyle w:val="Heading2"/>
+      </w:pPr>
+      <w:r>
+        <w:t xml:space="preserve">6. V1.1 </w:t>
+      </w:r>
+      <w:r>
+        <w:rPr>
+          <w:rFonts w:hint="eastAsia"/>
+        </w:rPr>
+        <w:t xml:space="preserve">角色与权限部署检查</w:t>
+      </w:r>
+    </w:p>
+    <w:tbl>
+      <w:tblPr>
+        <w:tblStyle w:val="Table"/>
+        <w:tblW w:type="auto" w:w="0"/>
+        <w:tblLook w:firstRow="1" w:lastRow="0" w:firstColumn="0" w:lastColumn="0" w:noHBand="0" w:noVBand="0" w:val="0020"/>
+      </w:tblPr>
+      <w:tblGrid>
+        <w:gridCol w:w="3960"/>
+        <w:gridCol w:w="3960"/>
+      </w:tblGrid>
+      <w:tr>
+        <w:trPr>
+          <w:tblHeader w:val="on"/>
+        </w:trPr>
+        <w:tc>
+          <w:tcPr/>
+          <w:p>
+            <w:pPr>
+              <w:pStyle w:val="Compact"/>
+            </w:pPr>
+            <w:r>
+              <w:rPr>
+                <w:rFonts w:hint="eastAsia"/>
+              </w:rPr>
+              <w:t xml:space="preserve">检查项</w:t>
+            </w:r>
+          </w:p>
+        </w:tc>
+        <w:tc>
+          <w:tcPr/>
+          <w:p>
+            <w:pPr>
+              <w:pStyle w:val="Compact"/>
+            </w:pPr>
+            <w:r>
+              <w:rPr>
+                <w:rFonts w:hint="eastAsia"/>
+              </w:rPr>
+              <w:t xml:space="preserve">预期结果</w:t>
+            </w:r>
+          </w:p>
+        </w:tc>
+      </w:tr>
+      <w:tr>
+        <w:tc>
+          <w:tcPr/>
+          <w:p>
+            <w:pPr>
+              <w:pStyle w:val="Compact"/>
+            </w:pPr>
+            <w:r>
+              <w:rPr>
+                <w:rFonts w:hint="eastAsia"/>
+              </w:rPr>
+              <w:t xml:space="preserve">学生账号</w:t>
+            </w:r>
+          </w:p>
+        </w:tc>
+        <w:tc>
+          <w:tcPr/>
+          <w:p>
+            <w:pPr>
+              <w:pStyle w:val="Compact"/>
+            </w:pPr>
+            <w:r>
+              <w:rPr>
+                <w:rFonts w:hint="eastAsia"/>
+              </w:rPr>
+              <w:t xml:space="preserve">可访问学生样例查询</w:t>
+            </w:r>
+          </w:p>
+        </w:tc>
+      </w:tr>
+      <w:tr>
+        <w:tc>
+          <w:tcPr/>
+          <w:p>
+            <w:pPr>
+              <w:pStyle w:val="Compact"/>
+            </w:pPr>
+            <w:r>
+              <w:rPr>
+                <w:rFonts w:hint="eastAsia"/>
+              </w:rPr>
+              <w:t xml:space="preserve">教师账号</w:t>
+            </w:r>
+          </w:p>
+        </w:tc>
+        <w:tc>
+          <w:tcPr/>
+          <w:p>
+            <w:pPr>
+              <w:pStyle w:val="Compact"/>
+            </w:pPr>
+            <w:r>
+              <w:rPr>
+                <w:rFonts w:hint="eastAsia"/>
+              </w:rPr>
+              <w:t xml:space="preserve">可访问教师样例查询</w:t>
+            </w:r>
+          </w:p>
+        </w:tc>
+      </w:tr>
+      <w:tr>
+        <w:tc>
+          <w:tcPr/>
+          <w:p>
+            <w:pPr>
+              <w:pStyle w:val="Compact"/>
+            </w:pPr>
+            <w:r>
+              <w:rPr>
+                <w:rFonts w:hint="eastAsia"/>
+              </w:rPr>
+              <w:t xml:space="preserve">辅导员账号</w:t>
+            </w:r>
+          </w:p>
+        </w:tc>
+        <w:tc>
+          <w:tcPr/>
+          <w:p>
+            <w:pPr>
+              <w:pStyle w:val="Compact"/>
+            </w:pPr>
+            <w:r>
+              <w:rPr>
+                <w:rFonts w:hint="eastAsia"/>
+              </w:rPr>
+              <w:t xml:space="preserve">可访问学生事务样例查询</w:t>
+            </w:r>
+          </w:p>
+        </w:tc>
+      </w:tr>
+      <w:tr>
+        <w:tc>
+          <w:tcPr/>
+          <w:p>
+            <w:pPr>
+              <w:pStyle w:val="Compact"/>
+            </w:pPr>
+            <w:r>
+              <w:rPr>
+                <w:rFonts w:hint="eastAsia"/>
+              </w:rPr>
+              <w:t xml:space="preserve">管理员账号</w:t>
+            </w:r>
+          </w:p>
+        </w:tc>
+        <w:tc>
+          <w:tcPr/>
+          <w:p>
+            <w:pPr>
+              <w:pStyle w:val="Compact"/>
+            </w:pPr>
+            <w:r>
+              <w:rPr>
+                <w:rFonts w:hint="eastAsia"/>
+              </w:rPr>
+              <w:t xml:space="preserve">可访问管理后台</w:t>
+            </w:r>
+          </w:p>
+        </w:tc>
+      </w:tr>
+      <w:tr>
+        <w:tc>
+          <w:tcPr/>
+          <w:p>
+            <w:pPr>
+              <w:pStyle w:val="Compact"/>
+            </w:pPr>
+            <w:r>
+              <w:rPr>
+                <w:rFonts w:hint="eastAsia"/>
+              </w:rPr>
+              <w:t xml:space="preserve">访客访问</w:t>
+            </w:r>
+          </w:p>
+        </w:tc>
+        <w:tc>
+          <w:tcPr/>
+          <w:p>
+            <w:pPr>
+              <w:pStyle w:val="Compact"/>
+            </w:pPr>
+            <w:r>
+              <w:rPr>
+                <w:rFonts w:hint="eastAsia"/>
+              </w:rPr>
+              <w:t xml:space="preserve">仅公开知识可见</w:t>
+            </w:r>
+          </w:p>
+        </w:tc>
+      </w:tr>
+      <w:tr>
+        <w:tc>
+          <w:tcPr/>
+          <w:p>
+            <w:pPr>
+              <w:pStyle w:val="Compact"/>
+            </w:pPr>
+            <w:r>
+              <w:rPr>
+                <w:rFonts w:hint="eastAsia"/>
+              </w:rPr>
+              <w:t xml:space="preserve">家长访问</w:t>
+            </w:r>
+          </w:p>
+        </w:tc>
+        <w:tc>
+          <w:tcPr/>
+          <w:p>
+            <w:pPr>
+              <w:pStyle w:val="Compact"/>
+            </w:pPr>
+            <w:r>
+              <w:rPr>
+                <w:rFonts w:hint="eastAsia"/>
+              </w:rPr>
+              <w:t xml:space="preserve">不启用真实绑定和个人数据查询</w:t>
+            </w:r>
+          </w:p>
+        </w:tc>
+      </w:tr>
+    </w:tbl>
+    <w:bookmarkEnd w:id="18"/>
+    <w:bookmarkEnd w:id="19"/>
     <w:sectPr>
       <w:footnotePr>
         <w:numRestart w:val="eachSect"/>

--- a/14-发布运维与用户手册/部署运维指南(DG).docx
+++ b/14-发布运维与用户手册/部署运维指南(DG).docx
@@ -13,10 +13,10 @@
         <w:t xml:space="preserve">部署运维指南(DG)</w:t>
       </w:r>
       <w:r>
-        <w:t xml:space="preserve"> V1.1</w:t>
+        <w:t xml:space="preserve"> V1.2</w:t>
       </w:r>
     </w:p>
-    <w:bookmarkStart w:id="19" w:name="部署运维指南dg---校务问答机器人"/>
+    <w:bookmarkStart w:id="28" w:name="部署运维指南dg---校务问答机器人"/>
     <w:p>
       <w:pPr>
         <w:pStyle w:val="Heading1"/>
@@ -132,7 +132,7 @@
               <w:pStyle w:val="Compact"/>
             </w:pPr>
             <w:r>
-              <w:t xml:space="preserve">SRA2026-DG-V1.1</w:t>
+              <w:t xml:space="preserve">SRA2026-DG-V1.2</w:t>
             </w:r>
           </w:p>
         </w:tc>
@@ -219,7 +219,7 @@
               <w:pStyle w:val="Compact"/>
             </w:pPr>
             <w:r>
-              <w:t xml:space="preserve">V1.1</w:t>
+              <w:t xml:space="preserve">V1.2</w:t>
             </w:r>
           </w:p>
         </w:tc>
@@ -246,7 +246,7 @@
               <w:pStyle w:val="Compact"/>
             </w:pPr>
             <w:r>
-              <w:t xml:space="preserve">2026-05-26</w:t>
+              <w:t xml:space="preserve">2026-05-28</w:t>
             </w:r>
           </w:p>
         </w:tc>
@@ -276,7 +276,7 @@
               <w:rPr>
                 <w:rFonts w:hint="eastAsia"/>
               </w:rPr>
-              <w:t xml:space="preserve">角色补充</w:t>
+              <w:t xml:space="preserve">运维安全补充</w:t>
             </w:r>
           </w:p>
         </w:tc>
@@ -303,7 +303,7 @@
               <w:pStyle w:val="Compact"/>
             </w:pPr>
             <w:r>
-              <w:t xml:space="preserve">SRA2026-REQ-PROTOTYPE-V1.1</w:t>
+              <w:t xml:space="preserve">SRA2026-REQ-PROTOTYPE-V1.2</w:t>
             </w:r>
           </w:p>
         </w:tc>
@@ -467,7 +467,7 @@
         <w:rPr>
           <w:rFonts w:hint="eastAsia"/>
         </w:rPr>
-        <w:t xml:space="preserve">在原型说明基础上补充学生、教师、辅导员、管理员等角色边界。</w:t>
+        <w:t xml:space="preserve">补充运维、安全、备份、已知问题和受限能力说明。</w:t>
       </w:r>
     </w:p>
     <w:bookmarkEnd w:id="9"/>
@@ -704,6 +704,58 @@
           </w:p>
         </w:tc>
       </w:tr>
+      <w:tr>
+        <w:tc>
+          <w:tcPr/>
+          <w:p>
+            <w:pPr>
+              <w:pStyle w:val="Compact"/>
+            </w:pPr>
+            <w:r>
+              <w:t xml:space="preserve">V1.2</w:t>
+            </w:r>
+          </w:p>
+        </w:tc>
+        <w:tc>
+          <w:tcPr/>
+          <w:p>
+            <w:pPr>
+              <w:pStyle w:val="Compact"/>
+            </w:pPr>
+            <w:r>
+              <w:t xml:space="preserve">2026-05-28</w:t>
+            </w:r>
+          </w:p>
+        </w:tc>
+        <w:tc>
+          <w:tcPr/>
+          <w:p>
+            <w:pPr>
+              <w:pStyle w:val="Compact"/>
+            </w:pPr>
+            <w:r>
+              <w:rPr>
+                <w:rFonts w:hint="eastAsia"/>
+              </w:rPr>
+              <w:t xml:space="preserve">运维安全补充</w:t>
+            </w:r>
+          </w:p>
+        </w:tc>
+        <w:tc>
+          <w:tcPr/>
+          <w:p>
+            <w:pPr>
+              <w:pStyle w:val="Compact"/>
+            </w:pPr>
+            <w:r>
+              <w:rPr>
+                <w:rFonts w:hint="eastAsia"/>
+              </w:rPr>
+              <w:t xml:space="preserve">补充运维、安全、备份、已知问题和受限能力说明。</w:t>
+            </w:r>
+          </w:p>
+        </w:tc>
+      </w:tr>
     </w:tbl>
     <w:bookmarkEnd w:id="11"/>
     <w:bookmarkStart w:id="12" w:name="X33478b20e9ac33e6f2050169ca83c36b26d032a"/>
@@ -2491,7 +2543,1241 @@
       </w:tr>
     </w:tbl>
     <w:bookmarkEnd w:id="18"/>
+    <w:bookmarkStart w:id="22" w:name="运维安全与已知问题"/>
+    <w:p>
+      <w:pPr>
+        <w:pStyle w:val="Heading2"/>
+      </w:pPr>
+      <w:r>
+        <w:rPr>
+          <w:rFonts w:hint="eastAsia"/>
+        </w:rPr>
+        <w:t xml:space="preserve">运维、安全与已知问题</w:t>
+      </w:r>
+    </w:p>
+    <w:bookmarkStart w:id="19" w:name="运维边界"/>
+    <w:p>
+      <w:pPr>
+        <w:pStyle w:val="Heading3"/>
+      </w:pPr>
+      <w:r>
+        <w:rPr>
+          <w:rFonts w:hint="eastAsia"/>
+        </w:rPr>
+        <w:t xml:space="preserve">运维边界</w:t>
+      </w:r>
+    </w:p>
+    <w:p>
+      <w:pPr>
+        <w:pStyle w:val="FirstParagraph"/>
+      </w:pPr>
+      <w:r>
+        <w:rPr>
+          <w:rFonts w:hint="eastAsia"/>
+        </w:rPr>
+        <w:t xml:space="preserve">本交付支持本地或课堂评审环境运行，推荐一台开发机同时运行后端、用户前端和管理前端。数据库默认使用演示</w:t>
+      </w:r>
+      <w:r>
+        <w:t xml:space="preserve"> SQLite </w:t>
+      </w:r>
+      <w:r>
+        <w:rPr>
+          <w:rFonts w:hint="eastAsia"/>
+        </w:rPr>
+        <w:t xml:space="preserve">文件；如采用</w:t>
+      </w:r>
+      <w:r>
+        <w:t xml:space="preserve"> </w:t>
+      </w:r>
+      <w:r>
+        <w:rPr>
+          <w:rFonts w:hint="eastAsia"/>
+        </w:rPr>
+        <w:t xml:space="preserve">MySQL，仅作为兼容性验证，不代表正式生产部署。</w:t>
+      </w:r>
+    </w:p>
     <w:bookmarkEnd w:id="19"/>
+    <w:bookmarkStart w:id="20" w:name="安全要求"/>
+    <w:p>
+      <w:pPr>
+        <w:pStyle w:val="Heading3"/>
+      </w:pPr>
+      <w:r>
+        <w:rPr>
+          <w:rFonts w:hint="eastAsia"/>
+        </w:rPr>
+        <w:t xml:space="preserve">安全要求</w:t>
+      </w:r>
+    </w:p>
+    <w:tbl>
+      <w:tblPr>
+        <w:tblStyle w:val="Table"/>
+        <w:tblW w:type="auto" w:w="0"/>
+        <w:tblLook w:firstRow="1" w:lastRow="0" w:firstColumn="0" w:lastColumn="0" w:noHBand="0" w:noVBand="0" w:val="0020"/>
+      </w:tblPr>
+      <w:tblGrid>
+        <w:gridCol w:w="3960"/>
+        <w:gridCol w:w="3960"/>
+      </w:tblGrid>
+      <w:tr>
+        <w:trPr>
+          <w:tblHeader w:val="on"/>
+        </w:trPr>
+        <w:tc>
+          <w:tcPr/>
+          <w:p>
+            <w:pPr>
+              <w:pStyle w:val="Compact"/>
+            </w:pPr>
+            <w:r>
+              <w:rPr>
+                <w:rFonts w:hint="eastAsia"/>
+              </w:rPr>
+              <w:t xml:space="preserve">项目</w:t>
+            </w:r>
+          </w:p>
+        </w:tc>
+        <w:tc>
+          <w:tcPr/>
+          <w:p>
+            <w:pPr>
+              <w:pStyle w:val="Compact"/>
+            </w:pPr>
+            <w:r>
+              <w:rPr>
+                <w:rFonts w:hint="eastAsia"/>
+              </w:rPr>
+              <w:t xml:space="preserve">要求</w:t>
+            </w:r>
+          </w:p>
+        </w:tc>
+      </w:tr>
+      <w:tr>
+        <w:tc>
+          <w:tcPr/>
+          <w:p>
+            <w:pPr>
+              <w:pStyle w:val="Compact"/>
+            </w:pPr>
+            <w:r>
+              <w:rPr>
+                <w:rFonts w:hint="eastAsia"/>
+              </w:rPr>
+              <w:t xml:space="preserve">演示账号</w:t>
+            </w:r>
+          </w:p>
+        </w:tc>
+        <w:tc>
+          <w:tcPr/>
+          <w:p>
+            <w:pPr>
+              <w:pStyle w:val="Compact"/>
+            </w:pPr>
+            <w:r>
+              <w:rPr>
+                <w:rFonts w:hint="eastAsia"/>
+              </w:rPr>
+              <w:t xml:space="preserve">使用固定演示账号，评审后应删除或重置</w:t>
+            </w:r>
+          </w:p>
+        </w:tc>
+      </w:tr>
+      <w:tr>
+        <w:tc>
+          <w:tcPr/>
+          <w:p>
+            <w:pPr>
+              <w:pStyle w:val="Compact"/>
+            </w:pPr>
+            <w:r>
+              <w:rPr>
+                <w:rFonts w:hint="eastAsia"/>
+              </w:rPr>
+              <w:t xml:space="preserve">密钥配置</w:t>
+            </w:r>
+          </w:p>
+        </w:tc>
+        <w:tc>
+          <w:tcPr/>
+          <w:p>
+            <w:pPr>
+              <w:pStyle w:val="Compact"/>
+            </w:pPr>
+            <w:r>
+              <w:t xml:space="preserve">JWT </w:t>
+            </w:r>
+            <w:r>
+              <w:rPr>
+                <w:rFonts w:hint="eastAsia"/>
+              </w:rPr>
+              <w:t xml:space="preserve">密钥、数据库密码等不得写入公开仓库，演示环境使用</w:t>
+            </w:r>
+            <w:r>
+              <w:t xml:space="preserve"> .env </w:t>
+            </w:r>
+            <w:r>
+              <w:rPr>
+                <w:rFonts w:hint="eastAsia"/>
+              </w:rPr>
+              <w:t xml:space="preserve">或本地配置</w:t>
+            </w:r>
+          </w:p>
+        </w:tc>
+      </w:tr>
+      <w:tr>
+        <w:tc>
+          <w:tcPr/>
+          <w:p>
+            <w:pPr>
+              <w:pStyle w:val="Compact"/>
+            </w:pPr>
+            <w:r>
+              <w:rPr>
+                <w:rFonts w:hint="eastAsia"/>
+              </w:rPr>
+              <w:t xml:space="preserve">数据范围</w:t>
+            </w:r>
+          </w:p>
+        </w:tc>
+        <w:tc>
+          <w:tcPr/>
+          <w:p>
+            <w:pPr>
+              <w:pStyle w:val="Compact"/>
+            </w:pPr>
+            <w:r>
+              <w:rPr>
+                <w:rFonts w:hint="eastAsia"/>
+              </w:rPr>
+              <w:t xml:space="preserve">禁止导入真实身份证号、真实成绩、真实联系方式等敏感数据</w:t>
+            </w:r>
+          </w:p>
+        </w:tc>
+      </w:tr>
+      <w:tr>
+        <w:tc>
+          <w:tcPr/>
+          <w:p>
+            <w:pPr>
+              <w:pStyle w:val="Compact"/>
+            </w:pPr>
+            <w:r>
+              <w:rPr>
+                <w:rFonts w:hint="eastAsia"/>
+              </w:rPr>
+              <w:t xml:space="preserve">日志</w:t>
+            </w:r>
+          </w:p>
+        </w:tc>
+        <w:tc>
+          <w:tcPr/>
+          <w:p>
+            <w:pPr>
+              <w:pStyle w:val="Compact"/>
+            </w:pPr>
+            <w:r>
+              <w:rPr>
+                <w:rFonts w:hint="eastAsia"/>
+              </w:rPr>
+              <w:t xml:space="preserve">日志仅保留演示排错信息，避免记录密码、token</w:t>
+            </w:r>
+            <w:r>
+              <w:t xml:space="preserve"> </w:t>
+            </w:r>
+            <w:r>
+              <w:rPr>
+                <w:rFonts w:hint="eastAsia"/>
+              </w:rPr>
+              <w:t xml:space="preserve">和个人敏感字段</w:t>
+            </w:r>
+          </w:p>
+        </w:tc>
+      </w:tr>
+      <w:tr>
+        <w:tc>
+          <w:tcPr/>
+          <w:p>
+            <w:pPr>
+              <w:pStyle w:val="Compact"/>
+            </w:pPr>
+            <w:r>
+              <w:rPr>
+                <w:rFonts w:hint="eastAsia"/>
+              </w:rPr>
+              <w:t xml:space="preserve">访问控制</w:t>
+            </w:r>
+          </w:p>
+        </w:tc>
+        <w:tc>
+          <w:tcPr/>
+          <w:p>
+            <w:pPr>
+              <w:pStyle w:val="Compact"/>
+            </w:pPr>
+            <w:r>
+              <w:rPr>
+                <w:rFonts w:hint="eastAsia"/>
+              </w:rPr>
+              <w:t xml:space="preserve">管理后台仅限管理员演示账号使用，不向访客或家长开放</w:t>
+            </w:r>
+          </w:p>
+        </w:tc>
+      </w:tr>
+    </w:tbl>
+    <w:bookmarkEnd w:id="20"/>
+    <w:bookmarkStart w:id="21" w:name="已知问题"/>
+    <w:p>
+      <w:pPr>
+        <w:pStyle w:val="Heading3"/>
+      </w:pPr>
+      <w:r>
+        <w:rPr>
+          <w:rFonts w:hint="eastAsia"/>
+        </w:rPr>
+        <w:t xml:space="preserve">已知问题</w:t>
+      </w:r>
+    </w:p>
+    <w:tbl>
+      <w:tblPr>
+        <w:tblStyle w:val="Table"/>
+        <w:tblW w:type="auto" w:w="0"/>
+        <w:tblLook w:firstRow="1" w:lastRow="0" w:firstColumn="0" w:lastColumn="0" w:noHBand="0" w:noVBand="0" w:val="0020"/>
+      </w:tblPr>
+      <w:tblGrid>
+        <w:gridCol w:w="1980"/>
+        <w:gridCol w:w="1980"/>
+        <w:gridCol w:w="1980"/>
+        <w:gridCol w:w="1980"/>
+      </w:tblGrid>
+      <w:tr>
+        <w:trPr>
+          <w:tblHeader w:val="on"/>
+        </w:trPr>
+        <w:tc>
+          <w:tcPr/>
+          <w:p>
+            <w:pPr>
+              <w:pStyle w:val="Compact"/>
+            </w:pPr>
+            <w:r>
+              <w:rPr>
+                <w:rFonts w:hint="eastAsia"/>
+              </w:rPr>
+              <w:t xml:space="preserve">编号</w:t>
+            </w:r>
+          </w:p>
+        </w:tc>
+        <w:tc>
+          <w:tcPr/>
+          <w:p>
+            <w:pPr>
+              <w:pStyle w:val="Compact"/>
+            </w:pPr>
+            <w:r>
+              <w:rPr>
+                <w:rFonts w:hint="eastAsia"/>
+              </w:rPr>
+              <w:t xml:space="preserve">问题</w:t>
+            </w:r>
+          </w:p>
+        </w:tc>
+        <w:tc>
+          <w:tcPr/>
+          <w:p>
+            <w:pPr>
+              <w:pStyle w:val="Compact"/>
+            </w:pPr>
+            <w:r>
+              <w:rPr>
+                <w:rFonts w:hint="eastAsia"/>
+              </w:rPr>
+              <w:t xml:space="preserve">影响</w:t>
+            </w:r>
+          </w:p>
+        </w:tc>
+        <w:tc>
+          <w:tcPr/>
+          <w:p>
+            <w:pPr>
+              <w:pStyle w:val="Compact"/>
+            </w:pPr>
+            <w:r>
+              <w:t xml:space="preserve">V1.3 </w:t>
+            </w:r>
+            <w:r>
+              <w:rPr>
+                <w:rFonts w:hint="eastAsia"/>
+              </w:rPr>
+              <w:t xml:space="preserve">处理方式</w:t>
+            </w:r>
+          </w:p>
+        </w:tc>
+      </w:tr>
+      <w:tr>
+        <w:tc>
+          <w:tcPr/>
+          <w:p>
+            <w:pPr>
+              <w:pStyle w:val="Compact"/>
+            </w:pPr>
+            <w:r>
+              <w:t xml:space="preserve">KN-001</w:t>
+            </w:r>
+          </w:p>
+        </w:tc>
+        <w:tc>
+          <w:tcPr/>
+          <w:p>
+            <w:pPr>
+              <w:pStyle w:val="Compact"/>
+            </w:pPr>
+            <w:r>
+              <w:rPr>
+                <w:rFonts w:hint="eastAsia"/>
+              </w:rPr>
+              <w:t xml:space="preserve">意图识别以规则和关键词为主</w:t>
+            </w:r>
+          </w:p>
+        </w:tc>
+        <w:tc>
+          <w:tcPr/>
+          <w:p>
+            <w:pPr>
+              <w:pStyle w:val="Compact"/>
+            </w:pPr>
+            <w:r>
+              <w:rPr>
+                <w:rFonts w:hint="eastAsia"/>
+              </w:rPr>
+              <w:t xml:space="preserve">对复杂问法和多轮省略理解有限</w:t>
+            </w:r>
+          </w:p>
+        </w:tc>
+        <w:tc>
+          <w:tcPr/>
+          <w:p>
+            <w:pPr>
+              <w:pStyle w:val="Compact"/>
+            </w:pPr>
+            <w:r>
+              <w:rPr>
+                <w:rFonts w:hint="eastAsia"/>
+              </w:rPr>
+              <w:t xml:space="preserve">在用户手册中提示建议问法，保留反馈入口</w:t>
+            </w:r>
+          </w:p>
+        </w:tc>
+      </w:tr>
+      <w:tr>
+        <w:tc>
+          <w:tcPr/>
+          <w:p>
+            <w:pPr>
+              <w:pStyle w:val="Compact"/>
+            </w:pPr>
+            <w:r>
+              <w:t xml:space="preserve">KN-002</w:t>
+            </w:r>
+          </w:p>
+        </w:tc>
+        <w:tc>
+          <w:tcPr/>
+          <w:p>
+            <w:pPr>
+              <w:pStyle w:val="Compact"/>
+            </w:pPr>
+            <w:r>
+              <w:rPr>
+                <w:rFonts w:hint="eastAsia"/>
+              </w:rPr>
+              <w:t xml:space="preserve">查询数据为种子数据和模拟数据</w:t>
+            </w:r>
+          </w:p>
+        </w:tc>
+        <w:tc>
+          <w:tcPr/>
+          <w:p>
+            <w:pPr>
+              <w:pStyle w:val="Compact"/>
+            </w:pPr>
+            <w:r>
+              <w:rPr>
+                <w:rFonts w:hint="eastAsia"/>
+              </w:rPr>
+              <w:t xml:space="preserve">不能代表真实教务、OA</w:t>
+            </w:r>
+            <w:r>
+              <w:t xml:space="preserve"> </w:t>
+            </w:r>
+            <w:r>
+              <w:rPr>
+                <w:rFonts w:hint="eastAsia"/>
+              </w:rPr>
+              <w:t xml:space="preserve">或招生系统结果</w:t>
+            </w:r>
+          </w:p>
+        </w:tc>
+        <w:tc>
+          <w:tcPr/>
+          <w:p>
+            <w:pPr>
+              <w:pStyle w:val="Compact"/>
+            </w:pPr>
+            <w:r>
+              <w:rPr>
+                <w:rFonts w:hint="eastAsia"/>
+              </w:rPr>
+              <w:t xml:space="preserve">在所有正式文档中声明演示数据范围</w:t>
+            </w:r>
+          </w:p>
+        </w:tc>
+      </w:tr>
+      <w:tr>
+        <w:tc>
+          <w:tcPr/>
+          <w:p>
+            <w:pPr>
+              <w:pStyle w:val="Compact"/>
+            </w:pPr>
+            <w:r>
+              <w:t xml:space="preserve">KN-003</w:t>
+            </w:r>
+          </w:p>
+        </w:tc>
+        <w:tc>
+          <w:tcPr/>
+          <w:p>
+            <w:pPr>
+              <w:pStyle w:val="Compact"/>
+            </w:pPr>
+            <w:r>
+              <w:rPr>
+                <w:rFonts w:hint="eastAsia"/>
+              </w:rPr>
+              <w:t xml:space="preserve">家长和访客能力未接入真实认证</w:t>
+            </w:r>
+          </w:p>
+        </w:tc>
+        <w:tc>
+          <w:tcPr/>
+          <w:p>
+            <w:pPr>
+              <w:pStyle w:val="Compact"/>
+            </w:pPr>
+            <w:r>
+              <w:rPr>
+                <w:rFonts w:hint="eastAsia"/>
+              </w:rPr>
+              <w:t xml:space="preserve">无法完成真实家长授权或访客个性化服务</w:t>
+            </w:r>
+          </w:p>
+        </w:tc>
+        <w:tc>
+          <w:tcPr/>
+          <w:p>
+            <w:pPr>
+              <w:pStyle w:val="Compact"/>
+            </w:pPr>
+            <w:r>
+              <w:rPr>
+                <w:rFonts w:hint="eastAsia"/>
+              </w:rPr>
+              <w:t xml:space="preserve">标记为延后/受限，不纳入</w:t>
+            </w:r>
+            <w:r>
+              <w:t xml:space="preserve"> V1.3 </w:t>
+            </w:r>
+            <w:r>
+              <w:rPr>
+                <w:rFonts w:hint="eastAsia"/>
+              </w:rPr>
+              <w:t xml:space="preserve">验收</w:t>
+            </w:r>
+          </w:p>
+        </w:tc>
+      </w:tr>
+      <w:tr>
+        <w:tc>
+          <w:tcPr/>
+          <w:p>
+            <w:pPr>
+              <w:pStyle w:val="Compact"/>
+            </w:pPr>
+            <w:r>
+              <w:t xml:space="preserve">KN-004</w:t>
+            </w:r>
+          </w:p>
+        </w:tc>
+        <w:tc>
+          <w:tcPr/>
+          <w:p>
+            <w:pPr>
+              <w:pStyle w:val="Compact"/>
+            </w:pPr>
+            <w:r>
+              <w:rPr>
+                <w:rFonts w:hint="eastAsia"/>
+              </w:rPr>
+              <w:t xml:space="preserve">当前未配置生产级监控告警</w:t>
+            </w:r>
+          </w:p>
+        </w:tc>
+        <w:tc>
+          <w:tcPr/>
+          <w:p>
+            <w:pPr>
+              <w:pStyle w:val="Compact"/>
+            </w:pPr>
+            <w:r>
+              <w:rPr>
+                <w:rFonts w:hint="eastAsia"/>
+              </w:rPr>
+              <w:t xml:space="preserve">无法满足正式运维</w:t>
+            </w:r>
+            <w:r>
+              <w:t xml:space="preserve"> SLA</w:t>
+            </w:r>
+          </w:p>
+        </w:tc>
+        <w:tc>
+          <w:tcPr/>
+          <w:p>
+            <w:pPr>
+              <w:pStyle w:val="Compact"/>
+            </w:pPr>
+            <w:r>
+              <w:rPr>
+                <w:rFonts w:hint="eastAsia"/>
+              </w:rPr>
+              <w:t xml:space="preserve">仅提供课堂演示级健康检查和日志排查流程</w:t>
+            </w:r>
+          </w:p>
+        </w:tc>
+      </w:tr>
+      <w:tr>
+        <w:tc>
+          <w:tcPr/>
+          <w:p>
+            <w:pPr>
+              <w:pStyle w:val="Compact"/>
+            </w:pPr>
+            <w:r>
+              <w:t xml:space="preserve">KN-005</w:t>
+            </w:r>
+          </w:p>
+        </w:tc>
+        <w:tc>
+          <w:tcPr/>
+          <w:p>
+            <w:pPr>
+              <w:pStyle w:val="Compact"/>
+            </w:pPr>
+            <w:r>
+              <w:rPr>
+                <w:rFonts w:hint="eastAsia"/>
+              </w:rPr>
+              <w:t xml:space="preserve">文档中的外部域名为占位</w:t>
+            </w:r>
+          </w:p>
+        </w:tc>
+        <w:tc>
+          <w:tcPr/>
+          <w:p>
+            <w:pPr>
+              <w:pStyle w:val="Compact"/>
+            </w:pPr>
+            <w:r>
+              <w:rPr>
+                <w:rFonts w:hint="eastAsia"/>
+              </w:rPr>
+              <w:t xml:space="preserve">无法直接作为正式入口访问</w:t>
+            </w:r>
+          </w:p>
+        </w:tc>
+        <w:tc>
+          <w:tcPr/>
+          <w:p>
+            <w:pPr>
+              <w:pStyle w:val="Compact"/>
+            </w:pPr>
+            <w:r>
+              <w:rPr>
+                <w:rFonts w:hint="eastAsia"/>
+              </w:rPr>
+              <w:t xml:space="preserve">安装和部署文档统一改为本地地址或占位说明</w:t>
+            </w:r>
+          </w:p>
+        </w:tc>
+      </w:tr>
+    </w:tbl>
+    <w:p>
+      <w:pPr>
+        <w:pStyle w:val="BodyText"/>
+      </w:pPr>
+      <w:r>
+        <w:rPr>
+          <w:rFonts w:hint="eastAsia"/>
+        </w:rPr>
+        <w:t xml:space="preserve">部署运维指南</w:t>
+      </w:r>
+      <w:r>
+        <w:t xml:space="preserve"> </w:t>
+      </w:r>
+      <w:r>
+        <w:rPr>
+          <w:rFonts w:hint="eastAsia"/>
+        </w:rPr>
+        <w:t xml:space="preserve">已按上述边界描述，不包含生产上线承诺。</w:t>
+      </w:r>
+    </w:p>
+    <w:bookmarkEnd w:id="21"/>
+    <w:bookmarkEnd w:id="22"/>
+    <w:bookmarkStart w:id="27" w:name="X7d2fa78191086ce4264dcc63327880a11ec4622"/>
+    <w:p>
+      <w:pPr>
+        <w:pStyle w:val="Heading2"/>
+      </w:pPr>
+      <w:r>
+        <w:t xml:space="preserve">7. V1.2 </w:t>
+      </w:r>
+      <w:r>
+        <w:rPr>
+          <w:rFonts w:hint="eastAsia"/>
+        </w:rPr>
+        <w:t xml:space="preserve">运维操作</w:t>
+      </w:r>
+    </w:p>
+    <w:bookmarkStart w:id="23" w:name="X29e092e0aabf9c336ee4df45b489e0d78e5a280"/>
+    <w:p>
+      <w:pPr>
+        <w:pStyle w:val="Heading3"/>
+      </w:pPr>
+      <w:r>
+        <w:t xml:space="preserve">7.1 </w:t>
+      </w:r>
+      <w:r>
+        <w:rPr>
+          <w:rFonts w:hint="eastAsia"/>
+        </w:rPr>
+        <w:t xml:space="preserve">启停顺序</w:t>
+      </w:r>
+    </w:p>
+    <w:p>
+      <w:pPr>
+        <w:pStyle w:val="FirstParagraph"/>
+      </w:pPr>
+      <w:r>
+        <w:rPr>
+          <w:rFonts w:hint="eastAsia"/>
+        </w:rPr>
+        <w:t xml:space="preserve">启动顺序：数据库初始化、后端服务、用户前端、管理前端。停止顺序相反。</w:t>
+      </w:r>
+    </w:p>
+    <w:bookmarkEnd w:id="23"/>
+    <w:bookmarkStart w:id="24" w:name="X03e2eb40ed4f1a661ee90d0bc7bec59ddf943fa"/>
+    <w:p>
+      <w:pPr>
+        <w:pStyle w:val="Heading3"/>
+      </w:pPr>
+      <w:r>
+        <w:t xml:space="preserve">7.2 </w:t>
+      </w:r>
+      <w:r>
+        <w:rPr>
+          <w:rFonts w:hint="eastAsia"/>
+        </w:rPr>
+        <w:t xml:space="preserve">日志检查</w:t>
+      </w:r>
+    </w:p>
+    <w:tbl>
+      <w:tblPr>
+        <w:tblStyle w:val="Table"/>
+        <w:tblW w:type="auto" w:w="0"/>
+        <w:tblLook w:firstRow="1" w:lastRow="0" w:firstColumn="0" w:lastColumn="0" w:noHBand="0" w:noVBand="0" w:val="0020"/>
+      </w:tblPr>
+      <w:tblGrid>
+        <w:gridCol w:w="2640"/>
+        <w:gridCol w:w="2640"/>
+        <w:gridCol w:w="2640"/>
+      </w:tblGrid>
+      <w:tr>
+        <w:trPr>
+          <w:tblHeader w:val="on"/>
+        </w:trPr>
+        <w:tc>
+          <w:tcPr/>
+          <w:p>
+            <w:pPr>
+              <w:pStyle w:val="Compact"/>
+            </w:pPr>
+            <w:r>
+              <w:rPr>
+                <w:rFonts w:hint="eastAsia"/>
+              </w:rPr>
+              <w:t xml:space="preserve">日志</w:t>
+            </w:r>
+          </w:p>
+        </w:tc>
+        <w:tc>
+          <w:tcPr/>
+          <w:p>
+            <w:pPr>
+              <w:pStyle w:val="Compact"/>
+            </w:pPr>
+            <w:r>
+              <w:rPr>
+                <w:rFonts w:hint="eastAsia"/>
+              </w:rPr>
+              <w:t xml:space="preserve">查看方式</w:t>
+            </w:r>
+          </w:p>
+        </w:tc>
+        <w:tc>
+          <w:tcPr/>
+          <w:p>
+            <w:pPr>
+              <w:pStyle w:val="Compact"/>
+            </w:pPr>
+            <w:r>
+              <w:rPr>
+                <w:rFonts w:hint="eastAsia"/>
+              </w:rPr>
+              <w:t xml:space="preserve">用途</w:t>
+            </w:r>
+          </w:p>
+        </w:tc>
+      </w:tr>
+      <w:tr>
+        <w:tc>
+          <w:tcPr/>
+          <w:p>
+            <w:pPr>
+              <w:pStyle w:val="Compact"/>
+            </w:pPr>
+            <w:r>
+              <w:rPr>
+                <w:rFonts w:hint="eastAsia"/>
+              </w:rPr>
+              <w:t xml:space="preserve">后端控制台日志</w:t>
+            </w:r>
+          </w:p>
+        </w:tc>
+        <w:tc>
+          <w:tcPr/>
+          <w:p>
+            <w:pPr>
+              <w:pStyle w:val="Compact"/>
+            </w:pPr>
+            <w:r>
+              <w:rPr>
+                <w:rFonts w:hint="eastAsia"/>
+              </w:rPr>
+              <w:t xml:space="preserve">启动终端输出</w:t>
+            </w:r>
+          </w:p>
+        </w:tc>
+        <w:tc>
+          <w:tcPr/>
+          <w:p>
+            <w:pPr>
+              <w:pStyle w:val="Compact"/>
+            </w:pPr>
+            <w:r>
+              <w:rPr>
+                <w:rFonts w:hint="eastAsia"/>
+              </w:rPr>
+              <w:t xml:space="preserve">排查接口和数据库错误</w:t>
+            </w:r>
+          </w:p>
+        </w:tc>
+      </w:tr>
+      <w:tr>
+        <w:tc>
+          <w:tcPr/>
+          <w:p>
+            <w:pPr>
+              <w:pStyle w:val="Compact"/>
+            </w:pPr>
+            <w:r>
+              <w:rPr>
+                <w:rFonts w:hint="eastAsia"/>
+              </w:rPr>
+              <w:t xml:space="preserve">前端控制台</w:t>
+            </w:r>
+          </w:p>
+        </w:tc>
+        <w:tc>
+          <w:tcPr/>
+          <w:p>
+            <w:pPr>
+              <w:pStyle w:val="Compact"/>
+            </w:pPr>
+            <w:r>
+              <w:rPr>
+                <w:rFonts w:hint="eastAsia"/>
+              </w:rPr>
+              <w:t xml:space="preserve">浏览器开发者工具</w:t>
+            </w:r>
+          </w:p>
+        </w:tc>
+        <w:tc>
+          <w:tcPr/>
+          <w:p>
+            <w:pPr>
+              <w:pStyle w:val="Compact"/>
+            </w:pPr>
+            <w:r>
+              <w:rPr>
+                <w:rFonts w:hint="eastAsia"/>
+              </w:rPr>
+              <w:t xml:space="preserve">排查页面脚本和网络请求</w:t>
+            </w:r>
+          </w:p>
+        </w:tc>
+      </w:tr>
+      <w:tr>
+        <w:tc>
+          <w:tcPr/>
+          <w:p>
+            <w:pPr>
+              <w:pStyle w:val="Compact"/>
+            </w:pPr>
+            <w:r>
+              <w:rPr>
+                <w:rFonts w:hint="eastAsia"/>
+              </w:rPr>
+              <w:t xml:space="preserve">管理端操作记录</w:t>
+            </w:r>
+          </w:p>
+        </w:tc>
+        <w:tc>
+          <w:tcPr/>
+          <w:p>
+            <w:pPr>
+              <w:pStyle w:val="Compact"/>
+            </w:pPr>
+            <w:r>
+              <w:rPr>
+                <w:rFonts w:hint="eastAsia"/>
+              </w:rPr>
+              <w:t xml:space="preserve">管理后台样例记录</w:t>
+            </w:r>
+          </w:p>
+        </w:tc>
+        <w:tc>
+          <w:tcPr/>
+          <w:p>
+            <w:pPr>
+              <w:pStyle w:val="Compact"/>
+            </w:pPr>
+            <w:r>
+              <w:rPr>
+                <w:rFonts w:hint="eastAsia"/>
+              </w:rPr>
+              <w:t xml:space="preserve">追踪知识条目修改</w:t>
+            </w:r>
+          </w:p>
+        </w:tc>
+      </w:tr>
+    </w:tbl>
+    <w:bookmarkEnd w:id="24"/>
+    <w:bookmarkStart w:id="25" w:name="Xaf33c79b5d8fedcdf09fd875cdf69ebad2b3b14"/>
+    <w:p>
+      <w:pPr>
+        <w:pStyle w:val="Heading3"/>
+      </w:pPr>
+      <w:r>
+        <w:t xml:space="preserve">7.3 </w:t>
+      </w:r>
+      <w:r>
+        <w:rPr>
+          <w:rFonts w:hint="eastAsia"/>
+        </w:rPr>
+        <w:t xml:space="preserve">备份与恢复</w:t>
+      </w:r>
+    </w:p>
+    <w:tbl>
+      <w:tblPr>
+        <w:tblStyle w:val="Table"/>
+        <w:tblW w:type="auto" w:w="0"/>
+        <w:tblLook w:firstRow="1" w:lastRow="0" w:firstColumn="0" w:lastColumn="0" w:noHBand="0" w:noVBand="0" w:val="0020"/>
+      </w:tblPr>
+      <w:tblGrid>
+        <w:gridCol w:w="2640"/>
+        <w:gridCol w:w="2640"/>
+        <w:gridCol w:w="2640"/>
+      </w:tblGrid>
+      <w:tr>
+        <w:trPr>
+          <w:tblHeader w:val="on"/>
+        </w:trPr>
+        <w:tc>
+          <w:tcPr/>
+          <w:p>
+            <w:pPr>
+              <w:pStyle w:val="Compact"/>
+            </w:pPr>
+            <w:r>
+              <w:rPr>
+                <w:rFonts w:hint="eastAsia"/>
+              </w:rPr>
+              <w:t xml:space="preserve">对象</w:t>
+            </w:r>
+          </w:p>
+        </w:tc>
+        <w:tc>
+          <w:tcPr/>
+          <w:p>
+            <w:pPr>
+              <w:pStyle w:val="Compact"/>
+            </w:pPr>
+            <w:r>
+              <w:rPr>
+                <w:rFonts w:hint="eastAsia"/>
+              </w:rPr>
+              <w:t xml:space="preserve">备份方式</w:t>
+            </w:r>
+          </w:p>
+        </w:tc>
+        <w:tc>
+          <w:tcPr/>
+          <w:p>
+            <w:pPr>
+              <w:pStyle w:val="Compact"/>
+            </w:pPr>
+            <w:r>
+              <w:rPr>
+                <w:rFonts w:hint="eastAsia"/>
+              </w:rPr>
+              <w:t xml:space="preserve">恢复方式</w:t>
+            </w:r>
+          </w:p>
+        </w:tc>
+      </w:tr>
+      <w:tr>
+        <w:tc>
+          <w:tcPr/>
+          <w:p>
+            <w:pPr>
+              <w:pStyle w:val="Compact"/>
+            </w:pPr>
+            <w:r>
+              <w:t xml:space="preserve">SQLite </w:t>
+            </w:r>
+            <w:r>
+              <w:rPr>
+                <w:rFonts w:hint="eastAsia"/>
+              </w:rPr>
+              <w:t xml:space="preserve">演示库</w:t>
+            </w:r>
+          </w:p>
+        </w:tc>
+        <w:tc>
+          <w:tcPr/>
+          <w:p>
+            <w:pPr>
+              <w:pStyle w:val="Compact"/>
+            </w:pPr>
+            <w:r>
+              <w:rPr>
+                <w:rFonts w:hint="eastAsia"/>
+              </w:rPr>
+              <w:t xml:space="preserve">关闭后端后复制数据库文件</w:t>
+            </w:r>
+          </w:p>
+        </w:tc>
+        <w:tc>
+          <w:tcPr/>
+          <w:p>
+            <w:pPr>
+              <w:pStyle w:val="Compact"/>
+            </w:pPr>
+            <w:r>
+              <w:rPr>
+                <w:rFonts w:hint="eastAsia"/>
+              </w:rPr>
+              <w:t xml:space="preserve">用备份文件覆盖演示库</w:t>
+            </w:r>
+          </w:p>
+        </w:tc>
+      </w:tr>
+      <w:tr>
+        <w:tc>
+          <w:tcPr/>
+          <w:p>
+            <w:pPr>
+              <w:pStyle w:val="Compact"/>
+            </w:pPr>
+            <w:r>
+              <w:rPr>
+                <w:rFonts w:hint="eastAsia"/>
+              </w:rPr>
+              <w:t xml:space="preserve">知识库种子数据</w:t>
+            </w:r>
+          </w:p>
+        </w:tc>
+        <w:tc>
+          <w:tcPr/>
+          <w:p>
+            <w:pPr>
+              <w:pStyle w:val="Compact"/>
+            </w:pPr>
+            <w:r>
+              <w:rPr>
+                <w:rFonts w:hint="eastAsia"/>
+              </w:rPr>
+              <w:t xml:space="preserve">保留初始化脚本或导出文件</w:t>
+            </w:r>
+          </w:p>
+        </w:tc>
+        <w:tc>
+          <w:tcPr/>
+          <w:p>
+            <w:pPr>
+              <w:pStyle w:val="Compact"/>
+            </w:pPr>
+            <w:r>
+              <w:rPr>
+                <w:rFonts w:hint="eastAsia"/>
+              </w:rPr>
+              <w:t xml:space="preserve">重新执行初始化</w:t>
+            </w:r>
+          </w:p>
+        </w:tc>
+      </w:tr>
+      <w:tr>
+        <w:tc>
+          <w:tcPr/>
+          <w:p>
+            <w:pPr>
+              <w:pStyle w:val="Compact"/>
+            </w:pPr>
+            <w:r>
+              <w:rPr>
+                <w:rFonts w:hint="eastAsia"/>
+              </w:rPr>
+              <w:t xml:space="preserve">文档交付物</w:t>
+            </w:r>
+          </w:p>
+        </w:tc>
+        <w:tc>
+          <w:tcPr/>
+          <w:p>
+            <w:pPr>
+              <w:pStyle w:val="Compact"/>
+            </w:pPr>
+            <w:r>
+              <w:rPr>
+                <w:rFonts w:hint="eastAsia"/>
+              </w:rPr>
+              <w:t xml:space="preserve">保留版本化文件</w:t>
+            </w:r>
+          </w:p>
+        </w:tc>
+        <w:tc>
+          <w:tcPr/>
+          <w:p>
+            <w:pPr>
+              <w:pStyle w:val="Compact"/>
+            </w:pPr>
+            <w:r>
+              <w:rPr>
+                <w:rFonts w:hint="eastAsia"/>
+              </w:rPr>
+              <w:t xml:space="preserve">使用</w:t>
+            </w:r>
+            <w:r>
+              <w:t xml:space="preserve"> V1.3 </w:t>
+            </w:r>
+            <w:r>
+              <w:rPr>
+                <w:rFonts w:hint="eastAsia"/>
+              </w:rPr>
+              <w:t xml:space="preserve">或指定版本恢复</w:t>
+            </w:r>
+          </w:p>
+        </w:tc>
+      </w:tr>
+    </w:tbl>
+    <w:bookmarkEnd w:id="25"/>
+    <w:bookmarkStart w:id="26" w:name="X3933ea0cda0fee72965851c93ba8260c44b3ac4"/>
+    <w:p>
+      <w:pPr>
+        <w:pStyle w:val="Heading3"/>
+      </w:pPr>
+      <w:r>
+        <w:t xml:space="preserve">7.4 </w:t>
+      </w:r>
+      <w:r>
+        <w:rPr>
+          <w:rFonts w:hint="eastAsia"/>
+        </w:rPr>
+        <w:t xml:space="preserve">安全检查</w:t>
+      </w:r>
+    </w:p>
+    <w:p>
+      <w:pPr>
+        <w:pStyle w:val="Compact"/>
+        <w:numPr>
+          <w:ilvl w:val="0"/>
+          <w:numId w:val="1002"/>
+        </w:numPr>
+      </w:pPr>
+      <w:r>
+        <w:rPr>
+          <w:rFonts w:hint="eastAsia"/>
+        </w:rPr>
+        <w:t xml:space="preserve">不将本地服务直接暴露到公网。</w:t>
+      </w:r>
+    </w:p>
+    <w:p>
+      <w:pPr>
+        <w:pStyle w:val="Compact"/>
+        <w:numPr>
+          <w:ilvl w:val="0"/>
+          <w:numId w:val="1002"/>
+        </w:numPr>
+      </w:pPr>
+      <w:r>
+        <w:rPr>
+          <w:rFonts w:hint="eastAsia"/>
+        </w:rPr>
+        <w:t xml:space="preserve">不导入真实学生、家长、教师个人数据。</w:t>
+      </w:r>
+    </w:p>
+    <w:p>
+      <w:pPr>
+        <w:pStyle w:val="Compact"/>
+        <w:numPr>
+          <w:ilvl w:val="0"/>
+          <w:numId w:val="1002"/>
+        </w:numPr>
+      </w:pPr>
+      <w:r>
+        <w:rPr>
+          <w:rFonts w:hint="eastAsia"/>
+        </w:rPr>
+        <w:t xml:space="preserve">演示结束后关闭服务。</w:t>
+      </w:r>
+    </w:p>
+    <w:p>
+      <w:pPr>
+        <w:pStyle w:val="Compact"/>
+        <w:numPr>
+          <w:ilvl w:val="0"/>
+          <w:numId w:val="1002"/>
+        </w:numPr>
+      </w:pPr>
+      <w:r>
+        <w:rPr>
+          <w:rFonts w:hint="eastAsia"/>
+        </w:rPr>
+        <w:t xml:space="preserve">评审后重置管理员账号或删除本地演示库。</w:t>
+      </w:r>
+    </w:p>
+    <w:bookmarkEnd w:id="26"/>
+    <w:bookmarkEnd w:id="27"/>
+    <w:bookmarkEnd w:id="28"/>
     <w:sectPr>
       <w:footnotePr>
         <w:numRestart w:val="eachSect"/>
@@ -2691,6 +3977,36 @@
     <w:abstractNumId w:val="990"/>
   </w:num>
   <w:num w:numId="1001">
+    <w:abstractNumId w:val="99411"/>
+    <w:lvlOverride w:ilvl="0">
+      <w:startOverride w:val="1"/>
+    </w:lvlOverride>
+    <w:lvlOverride w:ilvl="1">
+      <w:startOverride w:val="1"/>
+    </w:lvlOverride>
+    <w:lvlOverride w:ilvl="2">
+      <w:startOverride w:val="1"/>
+    </w:lvlOverride>
+    <w:lvlOverride w:ilvl="3">
+      <w:startOverride w:val="1"/>
+    </w:lvlOverride>
+    <w:lvlOverride w:ilvl="4">
+      <w:startOverride w:val="1"/>
+    </w:lvlOverride>
+    <w:lvlOverride w:ilvl="5">
+      <w:startOverride w:val="1"/>
+    </w:lvlOverride>
+    <w:lvlOverride w:ilvl="6">
+      <w:startOverride w:val="1"/>
+    </w:lvlOverride>
+    <w:lvlOverride w:ilvl="7">
+      <w:startOverride w:val="1"/>
+    </w:lvlOverride>
+    <w:lvlOverride w:ilvl="8">
+      <w:startOverride w:val="1"/>
+    </w:lvlOverride>
+  </w:num>
+  <w:num w:numId="1002">
     <w:abstractNumId w:val="99411"/>
     <w:lvlOverride w:ilvl="0">
       <w:startOverride w:val="1"/>

--- a/14-发布运维与用户手册/部署运维指南(DG).docx
+++ b/14-发布运维与用户手册/部署运维指南(DG).docx
@@ -13,10 +13,10 @@
         <w:t xml:space="preserve">部署运维指南(DG)</w:t>
       </w:r>
       <w:r>
-        <w:t xml:space="preserve"> V1.2</w:t>
+        <w:t xml:space="preserve"> V1.3</w:t>
       </w:r>
     </w:p>
-    <w:bookmarkStart w:id="28" w:name="部署运维指南dg---校务问答机器人"/>
+    <w:bookmarkStart w:id="31" w:name="部署运维指南dg---校务问答机器人"/>
     <w:p>
       <w:pPr>
         <w:pStyle w:val="Heading1"/>
@@ -132,7 +132,7 @@
               <w:pStyle w:val="Compact"/>
             </w:pPr>
             <w:r>
-              <w:t xml:space="preserve">SRA2026-DG-V1.2</w:t>
+              <w:t xml:space="preserve">SRA2026-DG-V1.3</w:t>
             </w:r>
           </w:p>
         </w:tc>
@@ -219,7 +219,7 @@
               <w:pStyle w:val="Compact"/>
             </w:pPr>
             <w:r>
-              <w:t xml:space="preserve">V1.2</w:t>
+              <w:t xml:space="preserve">V1.3</w:t>
             </w:r>
           </w:p>
         </w:tc>
@@ -246,7 +246,7 @@
               <w:pStyle w:val="Compact"/>
             </w:pPr>
             <w:r>
-              <w:t xml:space="preserve">2026-05-28</w:t>
+              <w:t xml:space="preserve">2026-05-30</w:t>
             </w:r>
           </w:p>
         </w:tc>
@@ -276,7 +276,7 @@
               <w:rPr>
                 <w:rFonts w:hint="eastAsia"/>
               </w:rPr>
-              <w:t xml:space="preserve">运维安全补充</w:t>
+              <w:t xml:space="preserve">最终交付</w:t>
             </w:r>
           </w:p>
         </w:tc>
@@ -303,7 +303,7 @@
               <w:pStyle w:val="Compact"/>
             </w:pPr>
             <w:r>
-              <w:t xml:space="preserve">SRA2026-REQ-PROTOTYPE-V1.2</w:t>
+              <w:t xml:space="preserve">SRA2026-REQ-PROTOTYPE-V1.3</w:t>
             </w:r>
           </w:p>
         </w:tc>
@@ -467,7 +467,7 @@
         <w:rPr>
           <w:rFonts w:hint="eastAsia"/>
         </w:rPr>
-        <w:t xml:space="preserve">补充运维、安全、备份、已知问题和受限能力说明。</w:t>
+        <w:t xml:space="preserve">形成课程需求工程最终交付副本，固化验收、限制和移交说明。</w:t>
       </w:r>
     </w:p>
     <w:bookmarkEnd w:id="9"/>
@@ -756,6 +756,58 @@
           </w:p>
         </w:tc>
       </w:tr>
+      <w:tr>
+        <w:tc>
+          <w:tcPr/>
+          <w:p>
+            <w:pPr>
+              <w:pStyle w:val="Compact"/>
+            </w:pPr>
+            <w:r>
+              <w:t xml:space="preserve">V1.3</w:t>
+            </w:r>
+          </w:p>
+        </w:tc>
+        <w:tc>
+          <w:tcPr/>
+          <w:p>
+            <w:pPr>
+              <w:pStyle w:val="Compact"/>
+            </w:pPr>
+            <w:r>
+              <w:t xml:space="preserve">2026-05-30</w:t>
+            </w:r>
+          </w:p>
+        </w:tc>
+        <w:tc>
+          <w:tcPr/>
+          <w:p>
+            <w:pPr>
+              <w:pStyle w:val="Compact"/>
+            </w:pPr>
+            <w:r>
+              <w:rPr>
+                <w:rFonts w:hint="eastAsia"/>
+              </w:rPr>
+              <w:t xml:space="preserve">最终交付</w:t>
+            </w:r>
+          </w:p>
+        </w:tc>
+        <w:tc>
+          <w:tcPr/>
+          <w:p>
+            <w:pPr>
+              <w:pStyle w:val="Compact"/>
+            </w:pPr>
+            <w:r>
+              <w:rPr>
+                <w:rFonts w:hint="eastAsia"/>
+              </w:rPr>
+              <w:t xml:space="preserve">形成课程需求工程最终交付副本，固化验收、限制和移交说明。</w:t>
+            </w:r>
+          </w:p>
+        </w:tc>
+      </w:tr>
     </w:tbl>
     <w:bookmarkEnd w:id="11"/>
     <w:bookmarkStart w:id="12" w:name="X33478b20e9ac33e6f2050169ca83c36b26d032a"/>
@@ -3777,7 +3829,727 @@
     </w:p>
     <w:bookmarkEnd w:id="26"/>
     <w:bookmarkEnd w:id="27"/>
+    <w:bookmarkStart w:id="28" w:name="X784d4722aec37f1bc088600de15500436898532"/>
+    <w:p>
+      <w:pPr>
+        <w:pStyle w:val="Heading2"/>
+      </w:pPr>
+      <w:r>
+        <w:t xml:space="preserve">8. V1.3 </w:t>
+      </w:r>
+      <w:r>
+        <w:rPr>
+          <w:rFonts w:hint="eastAsia"/>
+        </w:rPr>
+        <w:t xml:space="preserve">最终部署验收</w:t>
+      </w:r>
+    </w:p>
+    <w:tbl>
+      <w:tblPr>
+        <w:tblStyle w:val="Table"/>
+        <w:tblW w:type="auto" w:w="0"/>
+        <w:tblLook w:firstRow="1" w:lastRow="0" w:firstColumn="0" w:lastColumn="0" w:noHBand="0" w:noVBand="0" w:val="0020"/>
+      </w:tblPr>
+      <w:tblGrid>
+        <w:gridCol w:w="2640"/>
+        <w:gridCol w:w="2640"/>
+        <w:gridCol w:w="2640"/>
+      </w:tblGrid>
+      <w:tr>
+        <w:trPr>
+          <w:tblHeader w:val="on"/>
+        </w:trPr>
+        <w:tc>
+          <w:tcPr/>
+          <w:p>
+            <w:pPr>
+              <w:pStyle w:val="Compact"/>
+            </w:pPr>
+            <w:r>
+              <w:rPr>
+                <w:rFonts w:hint="eastAsia"/>
+              </w:rPr>
+              <w:t xml:space="preserve">序号</w:t>
+            </w:r>
+          </w:p>
+        </w:tc>
+        <w:tc>
+          <w:tcPr/>
+          <w:p>
+            <w:pPr>
+              <w:pStyle w:val="Compact"/>
+            </w:pPr>
+            <w:r>
+              <w:rPr>
+                <w:rFonts w:hint="eastAsia"/>
+              </w:rPr>
+              <w:t xml:space="preserve">检查项</w:t>
+            </w:r>
+          </w:p>
+        </w:tc>
+        <w:tc>
+          <w:tcPr/>
+          <w:p>
+            <w:pPr>
+              <w:pStyle w:val="Compact"/>
+            </w:pPr>
+            <w:r>
+              <w:rPr>
+                <w:rFonts w:hint="eastAsia"/>
+              </w:rPr>
+              <w:t xml:space="preserve">通过标准</w:t>
+            </w:r>
+          </w:p>
+        </w:tc>
+      </w:tr>
+      <w:tr>
+        <w:tc>
+          <w:tcPr/>
+          <w:p>
+            <w:pPr>
+              <w:pStyle w:val="Compact"/>
+            </w:pPr>
+            <w:r>
+              <w:t xml:space="preserve">1</w:t>
+            </w:r>
+          </w:p>
+        </w:tc>
+        <w:tc>
+          <w:tcPr/>
+          <w:p>
+            <w:pPr>
+              <w:pStyle w:val="Compact"/>
+            </w:pPr>
+            <w:r>
+              <w:rPr>
+                <w:rFonts w:hint="eastAsia"/>
+              </w:rPr>
+              <w:t xml:space="preserve">后端服务启动</w:t>
+            </w:r>
+          </w:p>
+        </w:tc>
+        <w:tc>
+          <w:tcPr/>
+          <w:p>
+            <w:pPr>
+              <w:pStyle w:val="Compact"/>
+            </w:pPr>
+            <w:r>
+              <w:rPr>
+                <w:rFonts w:hint="eastAsia"/>
+              </w:rPr>
+              <w:t xml:space="preserve">健康检查成功</w:t>
+            </w:r>
+          </w:p>
+        </w:tc>
+      </w:tr>
+      <w:tr>
+        <w:tc>
+          <w:tcPr/>
+          <w:p>
+            <w:pPr>
+              <w:pStyle w:val="Compact"/>
+            </w:pPr>
+            <w:r>
+              <w:t xml:space="preserve">2</w:t>
+            </w:r>
+          </w:p>
+        </w:tc>
+        <w:tc>
+          <w:tcPr/>
+          <w:p>
+            <w:pPr>
+              <w:pStyle w:val="Compact"/>
+            </w:pPr>
+            <w:r>
+              <w:rPr>
+                <w:rFonts w:hint="eastAsia"/>
+              </w:rPr>
+              <w:t xml:space="preserve">用户前端启动</w:t>
+            </w:r>
+          </w:p>
+        </w:tc>
+        <w:tc>
+          <w:tcPr/>
+          <w:p>
+            <w:pPr>
+              <w:pStyle w:val="Compact"/>
+            </w:pPr>
+            <w:r>
+              <w:rPr>
+                <w:rFonts w:hint="eastAsia"/>
+              </w:rPr>
+              <w:t xml:space="preserve">可完成学生账号登录和问答</w:t>
+            </w:r>
+          </w:p>
+        </w:tc>
+      </w:tr>
+      <w:tr>
+        <w:tc>
+          <w:tcPr/>
+          <w:p>
+            <w:pPr>
+              <w:pStyle w:val="Compact"/>
+            </w:pPr>
+            <w:r>
+              <w:t xml:space="preserve">3</w:t>
+            </w:r>
+          </w:p>
+        </w:tc>
+        <w:tc>
+          <w:tcPr/>
+          <w:p>
+            <w:pPr>
+              <w:pStyle w:val="Compact"/>
+            </w:pPr>
+            <w:r>
+              <w:rPr>
+                <w:rFonts w:hint="eastAsia"/>
+              </w:rPr>
+              <w:t xml:space="preserve">管理前端启动</w:t>
+            </w:r>
+          </w:p>
+        </w:tc>
+        <w:tc>
+          <w:tcPr/>
+          <w:p>
+            <w:pPr>
+              <w:pStyle w:val="Compact"/>
+            </w:pPr>
+            <w:r>
+              <w:rPr>
+                <w:rFonts w:hint="eastAsia"/>
+              </w:rPr>
+              <w:t xml:space="preserve">可维护知识条目</w:t>
+            </w:r>
+          </w:p>
+        </w:tc>
+      </w:tr>
+      <w:tr>
+        <w:tc>
+          <w:tcPr/>
+          <w:p>
+            <w:pPr>
+              <w:pStyle w:val="Compact"/>
+            </w:pPr>
+            <w:r>
+              <w:t xml:space="preserve">4</w:t>
+            </w:r>
+          </w:p>
+        </w:tc>
+        <w:tc>
+          <w:tcPr/>
+          <w:p>
+            <w:pPr>
+              <w:pStyle w:val="Compact"/>
+            </w:pPr>
+            <w:r>
+              <w:rPr>
+                <w:rFonts w:hint="eastAsia"/>
+              </w:rPr>
+              <w:t xml:space="preserve">角色权限</w:t>
+            </w:r>
+          </w:p>
+        </w:tc>
+        <w:tc>
+          <w:tcPr/>
+          <w:p>
+            <w:pPr>
+              <w:pStyle w:val="Compact"/>
+            </w:pPr>
+            <w:r>
+              <w:rPr>
+                <w:rFonts w:hint="eastAsia"/>
+              </w:rPr>
+              <w:t xml:space="preserve">学生、教师、辅导员、管理员边界符合说明</w:t>
+            </w:r>
+          </w:p>
+        </w:tc>
+      </w:tr>
+      <w:tr>
+        <w:tc>
+          <w:tcPr/>
+          <w:p>
+            <w:pPr>
+              <w:pStyle w:val="Compact"/>
+            </w:pPr>
+            <w:r>
+              <w:t xml:space="preserve">5</w:t>
+            </w:r>
+          </w:p>
+        </w:tc>
+        <w:tc>
+          <w:tcPr/>
+          <w:p>
+            <w:pPr>
+              <w:pStyle w:val="Compact"/>
+            </w:pPr>
+            <w:r>
+              <w:rPr>
+                <w:rFonts w:hint="eastAsia"/>
+              </w:rPr>
+              <w:t xml:space="preserve">访客受限</w:t>
+            </w:r>
+          </w:p>
+        </w:tc>
+        <w:tc>
+          <w:tcPr/>
+          <w:p>
+            <w:pPr>
+              <w:pStyle w:val="Compact"/>
+            </w:pPr>
+            <w:r>
+              <w:rPr>
+                <w:rFonts w:hint="eastAsia"/>
+              </w:rPr>
+              <w:t xml:space="preserve">不能查询个人数据</w:t>
+            </w:r>
+          </w:p>
+        </w:tc>
+      </w:tr>
+      <w:tr>
+        <w:tc>
+          <w:tcPr/>
+          <w:p>
+            <w:pPr>
+              <w:pStyle w:val="Compact"/>
+            </w:pPr>
+            <w:r>
+              <w:t xml:space="preserve">6</w:t>
+            </w:r>
+          </w:p>
+        </w:tc>
+        <w:tc>
+          <w:tcPr/>
+          <w:p>
+            <w:pPr>
+              <w:pStyle w:val="Compact"/>
+            </w:pPr>
+            <w:r>
+              <w:rPr>
+                <w:rFonts w:hint="eastAsia"/>
+              </w:rPr>
+              <w:t xml:space="preserve">家长延后</w:t>
+            </w:r>
+          </w:p>
+        </w:tc>
+        <w:tc>
+          <w:tcPr/>
+          <w:p>
+            <w:pPr>
+              <w:pStyle w:val="Compact"/>
+            </w:pPr>
+            <w:r>
+              <w:rPr>
+                <w:rFonts w:hint="eastAsia"/>
+              </w:rPr>
+              <w:t xml:space="preserve">不作为真实绑定能力交付</w:t>
+            </w:r>
+          </w:p>
+        </w:tc>
+      </w:tr>
+      <w:tr>
+        <w:tc>
+          <w:tcPr/>
+          <w:p>
+            <w:pPr>
+              <w:pStyle w:val="Compact"/>
+            </w:pPr>
+            <w:r>
+              <w:t xml:space="preserve">7</w:t>
+            </w:r>
+          </w:p>
+        </w:tc>
+        <w:tc>
+          <w:tcPr/>
+          <w:p>
+            <w:pPr>
+              <w:pStyle w:val="Compact"/>
+            </w:pPr>
+            <w:r>
+              <w:rPr>
+                <w:rFonts w:hint="eastAsia"/>
+              </w:rPr>
+              <w:t xml:space="preserve">备份恢复</w:t>
+            </w:r>
+          </w:p>
+        </w:tc>
+        <w:tc>
+          <w:tcPr/>
+          <w:p>
+            <w:pPr>
+              <w:pStyle w:val="Compact"/>
+            </w:pPr>
+            <w:r>
+              <w:rPr>
+                <w:rFonts w:hint="eastAsia"/>
+              </w:rPr>
+              <w:t xml:space="preserve">可复制演示库并恢复</w:t>
+            </w:r>
+          </w:p>
+        </w:tc>
+      </w:tr>
+      <w:tr>
+        <w:tc>
+          <w:tcPr/>
+          <w:p>
+            <w:pPr>
+              <w:pStyle w:val="Compact"/>
+            </w:pPr>
+            <w:r>
+              <w:t xml:space="preserve">8</w:t>
+            </w:r>
+          </w:p>
+        </w:tc>
+        <w:tc>
+          <w:tcPr/>
+          <w:p>
+            <w:pPr>
+              <w:pStyle w:val="Compact"/>
+            </w:pPr>
+            <w:r>
+              <w:rPr>
+                <w:rFonts w:hint="eastAsia"/>
+              </w:rPr>
+              <w:t xml:space="preserve">安全声明</w:t>
+            </w:r>
+          </w:p>
+        </w:tc>
+        <w:tc>
+          <w:tcPr/>
+          <w:p>
+            <w:pPr>
+              <w:pStyle w:val="Compact"/>
+            </w:pPr>
+            <w:r>
+              <w:rPr>
+                <w:rFonts w:hint="eastAsia"/>
+              </w:rPr>
+              <w:t xml:space="preserve">文档和演示中均说明非生产上线</w:t>
+            </w:r>
+          </w:p>
+        </w:tc>
+      </w:tr>
+    </w:tbl>
     <w:bookmarkEnd w:id="28"/>
+    <w:bookmarkStart w:id="29" w:name="X3c8bbaa030eb402f8c9f91d3e2d754928f1acb0"/>
+    <w:p>
+      <w:pPr>
+        <w:pStyle w:val="Heading2"/>
+      </w:pPr>
+      <w:r>
+        <w:t xml:space="preserve">9. </w:t>
+      </w:r>
+      <w:r>
+        <w:rPr>
+          <w:rFonts w:hint="eastAsia"/>
+        </w:rPr>
+        <w:t xml:space="preserve">后续生产化前置条件</w:t>
+      </w:r>
+    </w:p>
+    <w:p>
+      <w:pPr>
+        <w:pStyle w:val="FirstParagraph"/>
+      </w:pPr>
+      <w:r>
+        <w:rPr>
+          <w:rFonts w:hint="eastAsia"/>
+        </w:rPr>
+        <w:t xml:space="preserve">若本原型未来转为学校正式项目，至少需要补充：正式架构设计、安全评估、数据分级分类、CAS/教务/OA</w:t>
+      </w:r>
+      <w:r>
+        <w:t xml:space="preserve"> </w:t>
+      </w:r>
+      <w:r>
+        <w:rPr>
+          <w:rFonts w:hint="eastAsia"/>
+        </w:rPr>
+        <w:t xml:space="preserve">接口授权、日志审计方案、监控告警、备份容灾、运维值班、上线审批和用户公告。上述内容不属于</w:t>
+      </w:r>
+      <w:r>
+        <w:t xml:space="preserve"> V1.3 </w:t>
+      </w:r>
+      <w:r>
+        <w:rPr>
+          <w:rFonts w:hint="eastAsia"/>
+        </w:rPr>
+        <w:t xml:space="preserve">课程交付范围。</w:t>
+      </w:r>
+    </w:p>
+    <w:bookmarkEnd w:id="29"/>
+    <w:bookmarkStart w:id="30" w:name="v13-最终交付确认"/>
+    <w:p>
+      <w:pPr>
+        <w:pStyle w:val="Heading2"/>
+      </w:pPr>
+      <w:r>
+        <w:t xml:space="preserve">V1.3 </w:t>
+      </w:r>
+      <w:r>
+        <w:rPr>
+          <w:rFonts w:hint="eastAsia"/>
+        </w:rPr>
+        <w:t xml:space="preserve">最终交付确认</w:t>
+      </w:r>
+    </w:p>
+    <w:tbl>
+      <w:tblPr>
+        <w:tblStyle w:val="Table"/>
+        <w:tblW w:type="auto" w:w="0"/>
+        <w:tblLook w:firstRow="1" w:lastRow="0" w:firstColumn="0" w:lastColumn="0" w:noHBand="0" w:noVBand="0" w:val="0020"/>
+      </w:tblPr>
+      <w:tblGrid>
+        <w:gridCol w:w="3960"/>
+        <w:gridCol w:w="3960"/>
+      </w:tblGrid>
+      <w:tr>
+        <w:trPr>
+          <w:tblHeader w:val="on"/>
+        </w:trPr>
+        <w:tc>
+          <w:tcPr/>
+          <w:p>
+            <w:pPr>
+              <w:pStyle w:val="Compact"/>
+            </w:pPr>
+            <w:r>
+              <w:rPr>
+                <w:rFonts w:hint="eastAsia"/>
+              </w:rPr>
+              <w:t xml:space="preserve">检查项</w:t>
+            </w:r>
+          </w:p>
+        </w:tc>
+        <w:tc>
+          <w:tcPr/>
+          <w:p>
+            <w:pPr>
+              <w:pStyle w:val="Compact"/>
+            </w:pPr>
+            <w:r>
+              <w:rPr>
+                <w:rFonts w:hint="eastAsia"/>
+              </w:rPr>
+              <w:t xml:space="preserve">结果</w:t>
+            </w:r>
+          </w:p>
+        </w:tc>
+      </w:tr>
+      <w:tr>
+        <w:tc>
+          <w:tcPr/>
+          <w:p>
+            <w:pPr>
+              <w:pStyle w:val="Compact"/>
+            </w:pPr>
+            <w:r>
+              <w:rPr>
+                <w:rFonts w:hint="eastAsia"/>
+              </w:rPr>
+              <w:t xml:space="preserve">统一元信息已补齐</w:t>
+            </w:r>
+          </w:p>
+        </w:tc>
+        <w:tc>
+          <w:tcPr/>
+          <w:p>
+            <w:pPr>
+              <w:pStyle w:val="Compact"/>
+            </w:pPr>
+            <w:r>
+              <w:rPr>
+                <w:rFonts w:hint="eastAsia"/>
+              </w:rPr>
+              <w:t xml:space="preserve">通过</w:t>
+            </w:r>
+          </w:p>
+        </w:tc>
+      </w:tr>
+      <w:tr>
+        <w:tc>
+          <w:tcPr/>
+          <w:p>
+            <w:pPr>
+              <w:pStyle w:val="Compact"/>
+            </w:pPr>
+            <w:r>
+              <w:t xml:space="preserve">V1.0 </w:t>
+            </w:r>
+            <w:r>
+              <w:rPr>
+                <w:rFonts w:hint="eastAsia"/>
+              </w:rPr>
+              <w:t xml:space="preserve">至</w:t>
+            </w:r>
+            <w:r>
+              <w:t xml:space="preserve"> V1.3 </w:t>
+            </w:r>
+            <w:r>
+              <w:rPr>
+                <w:rFonts w:hint="eastAsia"/>
+              </w:rPr>
+              <w:t xml:space="preserve">版本链连续</w:t>
+            </w:r>
+          </w:p>
+        </w:tc>
+        <w:tc>
+          <w:tcPr/>
+          <w:p>
+            <w:pPr>
+              <w:pStyle w:val="Compact"/>
+            </w:pPr>
+            <w:r>
+              <w:rPr>
+                <w:rFonts w:hint="eastAsia"/>
+              </w:rPr>
+              <w:t xml:space="preserve">通过</w:t>
+            </w:r>
+          </w:p>
+        </w:tc>
+      </w:tr>
+      <w:tr>
+        <w:tc>
+          <w:tcPr/>
+          <w:p>
+            <w:pPr>
+              <w:pStyle w:val="Compact"/>
+            </w:pPr>
+            <w:r>
+              <w:rPr>
+                <w:rFonts w:hint="eastAsia"/>
+              </w:rPr>
+              <w:t xml:space="preserve">课程原型/需求工程交付范围已声明</w:t>
+            </w:r>
+          </w:p>
+        </w:tc>
+        <w:tc>
+          <w:tcPr/>
+          <w:p>
+            <w:pPr>
+              <w:pStyle w:val="Compact"/>
+            </w:pPr>
+            <w:r>
+              <w:rPr>
+                <w:rFonts w:hint="eastAsia"/>
+              </w:rPr>
+              <w:t xml:space="preserve">通过</w:t>
+            </w:r>
+          </w:p>
+        </w:tc>
+      </w:tr>
+      <w:tr>
+        <w:tc>
+          <w:tcPr/>
+          <w:p>
+            <w:pPr>
+              <w:pStyle w:val="Compact"/>
+            </w:pPr>
+            <w:r>
+              <w:rPr>
+                <w:rFonts w:hint="eastAsia"/>
+              </w:rPr>
+              <w:t xml:space="preserve">生产上线、7x24、等保、真实接口等夸大表述已收敛</w:t>
+            </w:r>
+          </w:p>
+        </w:tc>
+        <w:tc>
+          <w:tcPr/>
+          <w:p>
+            <w:pPr>
+              <w:pStyle w:val="Compact"/>
+            </w:pPr>
+            <w:r>
+              <w:rPr>
+                <w:rFonts w:hint="eastAsia"/>
+              </w:rPr>
+              <w:t xml:space="preserve">通过</w:t>
+            </w:r>
+          </w:p>
+        </w:tc>
+      </w:tr>
+      <w:tr>
+        <w:tc>
+          <w:tcPr/>
+          <w:p>
+            <w:pPr>
+              <w:pStyle w:val="Compact"/>
+            </w:pPr>
+            <w:r>
+              <w:rPr>
+                <w:rFonts w:hint="eastAsia"/>
+              </w:rPr>
+              <w:t xml:space="preserve">家长/访客能力已标记为延后或受限</w:t>
+            </w:r>
+          </w:p>
+        </w:tc>
+        <w:tc>
+          <w:tcPr/>
+          <w:p>
+            <w:pPr>
+              <w:pStyle w:val="Compact"/>
+            </w:pPr>
+            <w:r>
+              <w:rPr>
+                <w:rFonts w:hint="eastAsia"/>
+              </w:rPr>
+              <w:t xml:space="preserve">通过</w:t>
+            </w:r>
+          </w:p>
+        </w:tc>
+      </w:tr>
+      <w:tr>
+        <w:tc>
+          <w:tcPr/>
+          <w:p>
+            <w:pPr>
+              <w:pStyle w:val="Compact"/>
+            </w:pPr>
+            <w:r>
+              <w:rPr>
+                <w:rFonts w:hint="eastAsia"/>
+              </w:rPr>
+              <w:t xml:space="preserve">运维、安全、已知问题和最终移交说明已补充</w:t>
+            </w:r>
+          </w:p>
+        </w:tc>
+        <w:tc>
+          <w:tcPr/>
+          <w:p>
+            <w:pPr>
+              <w:pStyle w:val="Compact"/>
+            </w:pPr>
+            <w:r>
+              <w:rPr>
+                <w:rFonts w:hint="eastAsia"/>
+              </w:rPr>
+              <w:t xml:space="preserve">通过</w:t>
+            </w:r>
+          </w:p>
+        </w:tc>
+      </w:tr>
+    </w:tbl>
+    <w:p>
+      <w:pPr>
+        <w:pStyle w:val="BodyText"/>
+      </w:pPr>
+      <w:r>
+        <w:rPr>
+          <w:rFonts w:hint="eastAsia"/>
+        </w:rPr>
+        <w:t xml:space="preserve">《部署运维指南(DG)》V1.3</w:t>
+      </w:r>
+      <w:r>
+        <w:t xml:space="preserve"> </w:t>
+      </w:r>
+      <w:r>
+        <w:rPr>
+          <w:rFonts w:hint="eastAsia"/>
+        </w:rPr>
+        <w:t xml:space="preserve">为最终交付副本。不带版本号的同名正式文件与本版本内容一致，用于课程归档和评审查阅。</w:t>
+      </w:r>
+    </w:p>
+    <w:bookmarkEnd w:id="30"/>
+    <w:bookmarkEnd w:id="31"/>
     <w:sectPr>
       <w:footnotePr>
         <w:numRestart w:val="eachSect"/>
